--- a/Quotations/MOnthly Restaurant agreement/Quotation Without Budget.docx
+++ b/Quotations/MOnthly Restaurant agreement/Quotation Without Budget.docx
@@ -109,15 +109,7 @@
     </w:p>
     <w:p>
       <w:r>
-        <w:t xml:space="preserve">The restaurant </w:t>
-      </w:r>
-      <w:proofErr w:type="gramStart"/>
-      <w:r>
-        <w:t>shall</w:t>
-      </w:r>
-      <w:proofErr w:type="gramEnd"/>
-      <w:r>
-        <w:t xml:space="preserve"> provide proper power supply and ensure reasonable safety of the equipment. Soulmate Events will maintain the system during service hours.</w:t>
+        <w:t>The restaurant shall provide proper power supply and ensure reasonable safety of the equipment. Soulmate Events will maintain the system during service hours.</w:t>
       </w:r>
     </w:p>
     <w:p>
@@ -157,7 +149,7 @@
     <w:p>
       <w:r>
         <w:pict w14:anchorId="70251DCB">
-          <v:rect id="_x0000_i1031" style="width:0;height:1.5pt" o:hralign="center" o:hrstd="t" o:hr="t" fillcolor="#a0a0a0" stroked="f"/>
+          <v:rect id="_x0000_i1025" style="width:0;height:1.5pt" o:hralign="center" o:hrstd="t" o:hr="t" fillcolor="#a0a0a0" stroked="f"/>
         </w:pict>
       </w:r>
     </w:p>
@@ -4665,6 +4657,7 @@
   <w:style w:type="character" w:default="1" w:styleId="DefaultParagraphFont">
     <w:name w:val="Default Paragraph Font"/>
     <w:uiPriority w:val="1"/>
+    <w:semiHidden/>
     <w:unhideWhenUsed/>
   </w:style>
   <w:style w:type="table" w:default="1" w:styleId="TableNormal">
